--- a/DNS.docx
+++ b/DNS.docx
@@ -101,7 +101,7 @@
           <w:szCs w:val="40"/>
         </w:rPr>
         <w:drawing>
-          <wp:inline distT="0" distB="0" distL="0" distR="0" wp14:anchorId="49F10133" wp14:editId="6ACCFF0E">
+          <wp:inline distT="0" distB="0" distL="0" distR="0" wp14:anchorId="49F10133" wp14:editId="72F03083">
             <wp:extent cx="5943600" cy="1407795"/>
             <wp:effectExtent l="0" t="0" r="0" b="1905"/>
             <wp:docPr id="969535956" name="Picture 1"/>
@@ -221,71 +221,7 @@
           <w:sz w:val="40"/>
           <w:szCs w:val="40"/>
         </w:rPr>
-        <w:t>2.Configure a basic DNS zone file in /</w:t>
-      </w:r>
-      <w:proofErr w:type="spellStart"/>
-      <w:r>
-        <w:rPr>
-          <w:b/>
-          <w:bCs/>
-          <w:sz w:val="40"/>
-          <w:szCs w:val="40"/>
-        </w:rPr>
-        <w:t>etc</w:t>
-      </w:r>
-      <w:proofErr w:type="spellEnd"/>
-      <w:r>
-        <w:rPr>
-          <w:b/>
-          <w:bCs/>
-          <w:sz w:val="40"/>
-          <w:szCs w:val="40"/>
-        </w:rPr>
-        <w:t xml:space="preserve">/bind/ for a custom domain like </w:t>
-      </w:r>
-      <w:proofErr w:type="spellStart"/>
-      <w:proofErr w:type="gramStart"/>
-      <w:r>
-        <w:rPr>
-          <w:b/>
-          <w:bCs/>
-          <w:sz w:val="40"/>
-          <w:szCs w:val="40"/>
-        </w:rPr>
-        <w:t>myzomatoclone.local</w:t>
-      </w:r>
-      <w:proofErr w:type="spellEnd"/>
-      <w:proofErr w:type="gramEnd"/>
-      <w:r>
-        <w:rPr>
-          <w:b/>
-          <w:bCs/>
-          <w:sz w:val="40"/>
-          <w:szCs w:val="40"/>
-        </w:rPr>
-        <w:t xml:space="preserve">, mapping it to 127.0.0.1, and restart the DNS service to apply </w:t>
-      </w:r>
-      <w:proofErr w:type="spellStart"/>
-      <w:proofErr w:type="gramStart"/>
-      <w:r>
-        <w:rPr>
-          <w:b/>
-          <w:bCs/>
-          <w:sz w:val="40"/>
-          <w:szCs w:val="40"/>
-        </w:rPr>
-        <w:t>changes.Hint</w:t>
-      </w:r>
-      <w:proofErr w:type="spellEnd"/>
-      <w:proofErr w:type="gramEnd"/>
-      <w:r>
-        <w:rPr>
-          <w:b/>
-          <w:bCs/>
-          <w:sz w:val="40"/>
-          <w:szCs w:val="40"/>
-        </w:rPr>
-        <w:t>:</w:t>
+        <w:t>2.Configure a basic DNS zone file in /etc/bind/ for a custom domain like myzomatoclone.local, mapping it to 127.0.0.1, and restart the DNS service to apply changes.Hint:</w:t>
       </w:r>
       <w:r>
         <w:rPr>
@@ -303,60 +239,7 @@
           <w:sz w:val="40"/>
           <w:szCs w:val="40"/>
         </w:rPr>
-        <w:t xml:space="preserve">Edit </w:t>
-      </w:r>
-      <w:proofErr w:type="spellStart"/>
-      <w:r>
-        <w:rPr>
-          <w:b/>
-          <w:bCs/>
-          <w:sz w:val="40"/>
-          <w:szCs w:val="40"/>
-        </w:rPr>
-        <w:t>named.</w:t>
-      </w:r>
-      <w:proofErr w:type="gramStart"/>
-      <w:r>
-        <w:rPr>
-          <w:b/>
-          <w:bCs/>
-          <w:sz w:val="40"/>
-          <w:szCs w:val="40"/>
-        </w:rPr>
-        <w:t>conf.local</w:t>
-      </w:r>
-      <w:proofErr w:type="spellEnd"/>
-      <w:proofErr w:type="gramEnd"/>
-      <w:r>
-        <w:rPr>
-          <w:b/>
-          <w:bCs/>
-          <w:sz w:val="40"/>
-          <w:szCs w:val="40"/>
-        </w:rPr>
-        <w:t xml:space="preserve"> and create a new zone file using </w:t>
-      </w:r>
-      <w:proofErr w:type="spellStart"/>
-      <w:proofErr w:type="gramStart"/>
-      <w:r>
-        <w:rPr>
-          <w:b/>
-          <w:bCs/>
-          <w:sz w:val="40"/>
-          <w:szCs w:val="40"/>
-        </w:rPr>
-        <w:t>db.local</w:t>
-      </w:r>
-      <w:proofErr w:type="spellEnd"/>
-      <w:proofErr w:type="gramEnd"/>
-      <w:r>
-        <w:rPr>
-          <w:b/>
-          <w:bCs/>
-          <w:sz w:val="40"/>
-          <w:szCs w:val="40"/>
-        </w:rPr>
-        <w:t xml:space="preserve"> as a template.</w:t>
+        <w:t>Edit named.conf.local and create a new zone file using db.local as a template.</w:t>
       </w:r>
     </w:p>
     <w:p>
@@ -399,7 +282,7 @@
         </w:rPr>
         <w:lastRenderedPageBreak/>
         <w:drawing>
-          <wp:inline distT="0" distB="0" distL="0" distR="0" wp14:anchorId="0FEBB9A2" wp14:editId="31823236">
+          <wp:inline distT="0" distB="0" distL="0" distR="0" wp14:anchorId="0FEBB9A2" wp14:editId="4B0AA887">
             <wp:extent cx="5943600" cy="2306955"/>
             <wp:effectExtent l="0" t="0" r="0" b="0"/>
             <wp:docPr id="1455803425" name="Picture 3"/>
@@ -519,49 +402,7 @@
           <w:sz w:val="40"/>
           <w:szCs w:val="40"/>
         </w:rPr>
-        <w:t xml:space="preserve">3.Set your system's DNS resolver to use your local BIND9 server and test domain resolution for </w:t>
-      </w:r>
-      <w:proofErr w:type="spellStart"/>
-      <w:proofErr w:type="gramStart"/>
-      <w:r>
-        <w:rPr>
-          <w:b/>
-          <w:bCs/>
-          <w:sz w:val="40"/>
-          <w:szCs w:val="40"/>
-        </w:rPr>
-        <w:t>myzomatoclone.local</w:t>
-      </w:r>
-      <w:proofErr w:type="spellEnd"/>
-      <w:proofErr w:type="gramEnd"/>
-      <w:r>
-        <w:rPr>
-          <w:b/>
-          <w:bCs/>
-          <w:sz w:val="40"/>
-          <w:szCs w:val="40"/>
-        </w:rPr>
-        <w:t xml:space="preserve"> using the dig or </w:t>
-      </w:r>
-      <w:proofErr w:type="spellStart"/>
-      <w:r>
-        <w:rPr>
-          <w:b/>
-          <w:bCs/>
-          <w:sz w:val="40"/>
-          <w:szCs w:val="40"/>
-        </w:rPr>
-        <w:t>nslookup</w:t>
-      </w:r>
-      <w:proofErr w:type="spellEnd"/>
-      <w:r>
-        <w:rPr>
-          <w:b/>
-          <w:bCs/>
-          <w:sz w:val="40"/>
-          <w:szCs w:val="40"/>
-        </w:rPr>
-        <w:t xml:space="preserve"> command.</w:t>
+        <w:t>3.Set your system's DNS resolver to use your local BIND9 server and test domain resolution for myzomatoclone.local using the dig or nslookup command.</w:t>
       </w:r>
     </w:p>
     <w:p>
@@ -604,7 +445,7 @@
           <w:szCs w:val="40"/>
         </w:rPr>
         <w:drawing>
-          <wp:inline distT="0" distB="0" distL="0" distR="0" wp14:anchorId="20C938EC" wp14:editId="2DDA79DF">
+          <wp:inline distT="0" distB="0" distL="0" distR="0" wp14:anchorId="20C938EC" wp14:editId="37CCE8C5">
             <wp:extent cx="5943600" cy="2766695"/>
             <wp:effectExtent l="0" t="0" r="0" b="0"/>
             <wp:docPr id="2110844407" name="Picture 5"/>
@@ -736,60 +577,7 @@
           <w:szCs w:val="40"/>
         </w:rPr>
         <w:lastRenderedPageBreak/>
-        <w:t xml:space="preserve">4.Add a CNAME record in your zone file to create an alias </w:t>
-      </w:r>
-      <w:proofErr w:type="spellStart"/>
-      <w:proofErr w:type="gramStart"/>
-      <w:r>
-        <w:rPr>
-          <w:b/>
-          <w:bCs/>
-          <w:sz w:val="40"/>
-          <w:szCs w:val="40"/>
-        </w:rPr>
-        <w:t>foodsearch.myzomatoclone</w:t>
-      </w:r>
-      <w:proofErr w:type="gramEnd"/>
-      <w:r>
-        <w:rPr>
-          <w:b/>
-          <w:bCs/>
-          <w:sz w:val="40"/>
-          <w:szCs w:val="40"/>
-        </w:rPr>
-        <w:t>.local</w:t>
-      </w:r>
-      <w:proofErr w:type="spellEnd"/>
-      <w:r>
-        <w:rPr>
-          <w:b/>
-          <w:bCs/>
-          <w:sz w:val="40"/>
-          <w:szCs w:val="40"/>
-        </w:rPr>
-        <w:t xml:space="preserve"> that points to </w:t>
-      </w:r>
-      <w:proofErr w:type="spellStart"/>
-      <w:proofErr w:type="gramStart"/>
-      <w:r>
-        <w:rPr>
-          <w:b/>
-          <w:bCs/>
-          <w:sz w:val="40"/>
-          <w:szCs w:val="40"/>
-        </w:rPr>
-        <w:t>myzomatoclone.local</w:t>
-      </w:r>
-      <w:proofErr w:type="spellEnd"/>
-      <w:proofErr w:type="gramEnd"/>
-      <w:r>
-        <w:rPr>
-          <w:b/>
-          <w:bCs/>
-          <w:sz w:val="40"/>
-          <w:szCs w:val="40"/>
-        </w:rPr>
-        <w:t>, then verify the alias works with dig</w:t>
+        <w:t>4.Add a CNAME record in your zone file to create an alias foodsearch.myzomatoclone.local that points to myzomatoclone.local, then verify the alias works with dig</w:t>
       </w:r>
       <w:r>
         <w:rPr>
@@ -899,93 +687,7 @@
           <w:sz w:val="40"/>
           <w:szCs w:val="40"/>
         </w:rPr>
-        <w:t>5.Find and fix the error in this zone file snippet: '</w:t>
-      </w:r>
-      <w:proofErr w:type="spellStart"/>
-      <w:proofErr w:type="gramStart"/>
-      <w:r>
-        <w:rPr>
-          <w:b/>
-          <w:bCs/>
-          <w:sz w:val="40"/>
-          <w:szCs w:val="40"/>
-        </w:rPr>
-        <w:t>myzomatoclone.local</w:t>
-      </w:r>
-      <w:proofErr w:type="spellEnd"/>
-      <w:proofErr w:type="gramEnd"/>
-      <w:r>
-        <w:rPr>
-          <w:b/>
-          <w:bCs/>
-          <w:sz w:val="40"/>
-          <w:szCs w:val="40"/>
-        </w:rPr>
-        <w:t xml:space="preserve">. IN A 127.0.0.1 </w:t>
-      </w:r>
-      <w:proofErr w:type="spellStart"/>
-      <w:r>
-        <w:rPr>
-          <w:b/>
-          <w:bCs/>
-          <w:sz w:val="40"/>
-          <w:szCs w:val="40"/>
-        </w:rPr>
-        <w:t>foodsearch</w:t>
-      </w:r>
-      <w:proofErr w:type="spellEnd"/>
-      <w:r>
-        <w:rPr>
-          <w:b/>
-          <w:bCs/>
-          <w:sz w:val="40"/>
-          <w:szCs w:val="40"/>
-        </w:rPr>
-        <w:t xml:space="preserve"> IN CNAME </w:t>
-      </w:r>
-      <w:proofErr w:type="spellStart"/>
-      <w:proofErr w:type="gramStart"/>
-      <w:r>
-        <w:rPr>
-          <w:b/>
-          <w:bCs/>
-          <w:sz w:val="40"/>
-          <w:szCs w:val="40"/>
-        </w:rPr>
-        <w:t>myzomatoclone.local</w:t>
-      </w:r>
-      <w:proofErr w:type="spellEnd"/>
-      <w:proofErr w:type="gramEnd"/>
-      <w:r>
-        <w:rPr>
-          <w:b/>
-          <w:bCs/>
-          <w:sz w:val="40"/>
-          <w:szCs w:val="40"/>
-        </w:rPr>
-        <w:t xml:space="preserve">.' — the CNAME is not resolving as </w:t>
-      </w:r>
-      <w:proofErr w:type="spellStart"/>
-      <w:proofErr w:type="gramStart"/>
-      <w:r>
-        <w:rPr>
-          <w:b/>
-          <w:bCs/>
-          <w:sz w:val="40"/>
-          <w:szCs w:val="40"/>
-        </w:rPr>
-        <w:t>expected.Hint</w:t>
-      </w:r>
-      <w:proofErr w:type="spellEnd"/>
-      <w:proofErr w:type="gramEnd"/>
-      <w:r>
-        <w:rPr>
-          <w:b/>
-          <w:bCs/>
-          <w:sz w:val="40"/>
-          <w:szCs w:val="40"/>
-        </w:rPr>
-        <w:t>: Check the syntax and placement of the CNAME record.</w:t>
+        <w:t>5.Find and fix the error in this zone file snippet: 'myzomatoclone.local. IN A 127.0.0.1 foodsearch IN CNAME myzomatoclone.local.' — the CNAME is not resolving as expected.Hint: Check the syntax and placement of the CNAME record.</w:t>
       </w:r>
     </w:p>
     <w:p>
@@ -1007,6 +709,93 @@
         </w:rPr>
         <w:sym w:font="Wingdings" w:char="F0E0"/>
       </w:r>
+      <w:r>
+        <w:rPr>
+          <w:b/>
+          <w:bCs/>
+          <w:sz w:val="40"/>
+          <w:szCs w:val="40"/>
+        </w:rPr>
+        <w:t xml:space="preserve"> Incorrect</w:t>
+      </w:r>
+    </w:p>
+    <w:p>
+      <w:pPr>
+        <w:jc w:val="both"/>
+        <w:rPr>
+          <w:sz w:val="40"/>
+          <w:szCs w:val="40"/>
+        </w:rPr>
+      </w:pPr>
+      <w:r>
+        <w:rPr>
+          <w:sz w:val="40"/>
+          <w:szCs w:val="40"/>
+        </w:rPr>
+        <w:lastRenderedPageBreak/>
+        <w:t>myzomatoclone.local. IN A 127.0.0.1 foodsearch IN CNAME myzomatoclone.local.</w:t>
+      </w:r>
+    </w:p>
+    <w:p>
+      <w:pPr>
+        <w:jc w:val="both"/>
+        <w:rPr>
+          <w:sz w:val="40"/>
+          <w:szCs w:val="40"/>
+        </w:rPr>
+      </w:pPr>
+      <w:r>
+        <w:rPr>
+          <w:sz w:val="40"/>
+          <w:szCs w:val="40"/>
+        </w:rPr>
+        <w:drawing>
+          <wp:inline distT="0" distB="0" distL="0" distR="0" wp14:anchorId="06AC2102" wp14:editId="22307388">
+            <wp:extent cx="5943600" cy="4540885"/>
+            <wp:effectExtent l="0" t="0" r="0" b="0"/>
+            <wp:docPr id="1299075818" name="Picture 1"/>
+            <wp:cNvGraphicFramePr>
+              <a:graphicFrameLocks xmlns:a="http://schemas.openxmlformats.org/drawingml/2006/main" noChangeAspect="1"/>
+            </wp:cNvGraphicFramePr>
+            <a:graphic xmlns:a="http://schemas.openxmlformats.org/drawingml/2006/main">
+              <a:graphicData uri="http://schemas.openxmlformats.org/drawingml/2006/picture">
+                <pic:pic xmlns:pic="http://schemas.openxmlformats.org/drawingml/2006/picture">
+                  <pic:nvPicPr>
+                    <pic:cNvPr id="1299075818" name=""/>
+                    <pic:cNvPicPr/>
+                  </pic:nvPicPr>
+                  <pic:blipFill>
+                    <a:blip r:embed="rId11"/>
+                    <a:stretch>
+                      <a:fillRect/>
+                    </a:stretch>
+                  </pic:blipFill>
+                  <pic:spPr>
+                    <a:xfrm>
+                      <a:off x="0" y="0"/>
+                      <a:ext cx="5943600" cy="4540885"/>
+                    </a:xfrm>
+                    <a:prstGeom prst="rect">
+                      <a:avLst/>
+                    </a:prstGeom>
+                  </pic:spPr>
+                </pic:pic>
+              </a:graphicData>
+            </a:graphic>
+          </wp:inline>
+        </w:drawing>
+      </w:r>
+    </w:p>
+    <w:p>
+      <w:pPr>
+        <w:jc w:val="both"/>
+        <w:rPr>
+          <w:b/>
+          <w:bCs/>
+          <w:sz w:val="40"/>
+          <w:szCs w:val="40"/>
+        </w:rPr>
+      </w:pPr>
     </w:p>
     <w:p>
       <w:pPr>
